--- a/02-Технології вебпрограмування/Лабораторні/Lab02_Галай_КБ205/Лабораторна_вебпрограмування_2_Галай.docx
+++ b/02-Технології вебпрограмування/Лабораторні/Lab02_Галай_КБ205/Лабораторна_вебпрограмування_2_Галай.docx
@@ -360,7 +360,7 @@
           <w:sz w:val="28"/>
           <w:szCs w:val="28"/>
         </w:rPr>
-        <w:t xml:space="preserve">«07» 10 2026р.</w:t>
+        <w:t xml:space="preserve">«08» 10 2026р.</w:t>
       </w:r>
     </w:p>
     <w:p>
@@ -1835,26 +1835,6 @@
           <w:sz w:val="18"/>
           <w:szCs w:val="18"/>
         </w:rPr>
-        <w:t xml:space="preserve">import './index.css';</w:t>
-      </w:r>
-    </w:p>
-    <w:p>
-      <w:pPr>
-        <w:keepNext/>
-        <w:keepLines/>
-        <w:pBdr>
-          <w:left w:val="single" w:color="7F7F7F" w:sz="12" w:space="6"/>
-        </w:pBdr>
-        <w:shd w:fill="F2F2F2" w:val="clear"/>
-        <w:spacing w:after="0" w:line="240"/>
-        <w:ind w:left="360" w:right="120"/>
-      </w:pPr>
-      <w:r>
-        <w:rPr>
-          <w:rFonts w:ascii="Courier New" w:cs="Courier New" w:eastAsia="Courier New" w:hAnsi="Courier New"/>
-          <w:sz w:val="18"/>
-          <w:szCs w:val="18"/>
-        </w:rPr>
         <w:t xml:space="preserve">import App from './App.jsx';</w:t>
       </w:r>
     </w:p>
@@ -2235,7 +2215,7 @@
           <w:sz w:val="28"/>
           <w:szCs w:val="28"/>
         </w:rPr>
-        <w:t xml:space="preserve"> — підвал із контактами та поточним роком</w:t>
+        <w:t xml:space="preserve"> — підвал із контактами та копірайтом</w:t>
       </w:r>
     </w:p>
     <w:p>
@@ -2249,7 +2229,7 @@
           <w:sz w:val="28"/>
           <w:szCs w:val="28"/>
         </w:rPr>
-        <w:t xml:space="preserve">Дані резюме винесено в один файл src/data/cv.js і передаються в компоненти через props, тому розмітка кожного блоку описана лише один раз. Повторювані елементи (місця роботи, групи навичок) будуються методом .map(), а атрибут key дозволяє React відрізняти елементи списку між собою.</w:t>
+        <w:t xml:space="preserve">Розмітку кожного розділу перенесено в JSX без змін: тіло компонента — це той самий HTML із Частини 1. Стилі (CSS) і власна JavaScript-логіка не застосовувалися, тому в проєкті немає ні .css-файлів, ні даних у масивах, ні props. Від HTML відрізняється лише синтаксис JSX: атрибут datetime записується як dateTime, а на кінці рядка перед вкладеним тегом (наприклад, перед &lt;strong&gt;) ставиться {' '}, бо JSX інакше прибирає пробіл.</w:t>
       </w:r>
     </w:p>
     <w:p>
@@ -2289,7 +2269,7 @@
           <w:sz w:val="18"/>
           <w:szCs w:val="18"/>
         </w:rPr>
-        <w:t xml:space="preserve">function Header({ name, role, contacts }) {</w:t>
+        <w:t xml:space="preserve">function Header() {</w:t>
       </w:r>
     </w:p>
     <w:p>
@@ -2329,47 +2309,47 @@
           <w:sz w:val="18"/>
           <w:szCs w:val="18"/>
         </w:rPr>
-        <w:t xml:space="preserve">    &lt;header&gt;</w:t>
-      </w:r>
-    </w:p>
-    <w:p>
-      <w:pPr>
-        <w:keepNext/>
-        <w:keepLines/>
-        <w:pBdr>
-          <w:left w:val="single" w:color="7F7F7F" w:sz="12" w:space="6"/>
-        </w:pBdr>
-        <w:shd w:fill="F2F2F2" w:val="clear"/>
-        <w:spacing w:after="0" w:line="240"/>
-        <w:ind w:left="360" w:right="120"/>
-      </w:pPr>
-      <w:r>
-        <w:rPr>
-          <w:rFonts w:ascii="Courier New" w:cs="Courier New" w:eastAsia="Courier New" w:hAnsi="Courier New"/>
-          <w:sz w:val="18"/>
-          <w:szCs w:val="18"/>
-        </w:rPr>
-        <w:t xml:space="preserve">      &lt;h1&gt;{name}&lt;/h1&gt;</w:t>
-      </w:r>
-    </w:p>
-    <w:p>
-      <w:pPr>
-        <w:keepNext/>
-        <w:keepLines/>
-        <w:pBdr>
-          <w:left w:val="single" w:color="7F7F7F" w:sz="12" w:space="6"/>
-        </w:pBdr>
-        <w:shd w:fill="F2F2F2" w:val="clear"/>
-        <w:spacing w:after="0" w:line="240"/>
-        <w:ind w:left="360" w:right="120"/>
-      </w:pPr>
-      <w:r>
-        <w:rPr>
-          <w:rFonts w:ascii="Courier New" w:cs="Courier New" w:eastAsia="Courier New" w:hAnsi="Courier New"/>
-          <w:sz w:val="18"/>
-          <w:szCs w:val="18"/>
-        </w:rPr>
-        <w:t xml:space="preserve">      &lt;p&gt;{role}&lt;/p&gt;</w:t>
+        <w:t xml:space="preserve">    &lt;header id="top"&gt;</w:t>
+      </w:r>
+    </w:p>
+    <w:p>
+      <w:pPr>
+        <w:keepNext/>
+        <w:keepLines/>
+        <w:pBdr>
+          <w:left w:val="single" w:color="7F7F7F" w:sz="12" w:space="6"/>
+        </w:pBdr>
+        <w:shd w:fill="F2F2F2" w:val="clear"/>
+        <w:spacing w:after="0" w:line="240"/>
+        <w:ind w:left="360" w:right="120"/>
+      </w:pPr>
+      <w:r>
+        <w:rPr>
+          <w:rFonts w:ascii="Courier New" w:cs="Courier New" w:eastAsia="Courier New" w:hAnsi="Courier New"/>
+          <w:sz w:val="18"/>
+          <w:szCs w:val="18"/>
+        </w:rPr>
+        <w:t xml:space="preserve">      &lt;h1&gt;Danylo Halai&lt;/h1&gt;</w:t>
+      </w:r>
+    </w:p>
+    <w:p>
+      <w:pPr>
+        <w:keepNext/>
+        <w:keepLines/>
+        <w:pBdr>
+          <w:left w:val="single" w:color="7F7F7F" w:sz="12" w:space="6"/>
+        </w:pBdr>
+        <w:shd w:fill="F2F2F2" w:val="clear"/>
+        <w:spacing w:after="0" w:line="240"/>
+        <w:ind w:left="360" w:right="120"/>
+      </w:pPr>
+      <w:r>
+        <w:rPr>
+          <w:rFonts w:ascii="Courier New" w:cs="Courier New" w:eastAsia="Courier New" w:hAnsi="Courier New"/>
+          <w:sz w:val="18"/>
+          <w:szCs w:val="18"/>
+        </w:rPr>
+        <w:t xml:space="preserve">      &lt;p&gt;Студент спеціальності «Кібербезпека та програмування», ...&lt;/p&gt;</w:t>
       </w:r>
     </w:p>
     <w:p>
@@ -2449,6 +2429,26 @@
           <w:sz w:val="18"/>
           <w:szCs w:val="18"/>
         </w:rPr>
+        <w:t xml:space="preserve">      &lt;nav&gt; ... &lt;/nav&gt;</w:t>
+      </w:r>
+    </w:p>
+    <w:p>
+      <w:pPr>
+        <w:keepNext/>
+        <w:keepLines/>
+        <w:pBdr>
+          <w:left w:val="single" w:color="7F7F7F" w:sz="12" w:space="6"/>
+        </w:pBdr>
+        <w:shd w:fill="F2F2F2" w:val="clear"/>
+        <w:spacing w:after="0" w:line="240"/>
+        <w:ind w:left="360" w:right="120"/>
+      </w:pPr>
+      <w:r>
+        <w:rPr>
+          <w:rFonts w:ascii="Courier New" w:cs="Courier New" w:eastAsia="Courier New" w:hAnsi="Courier New"/>
+          <w:sz w:val="18"/>
+          <w:szCs w:val="18"/>
+        </w:rPr>
         <w:t xml:space="preserve">    &lt;/header&gt;</w:t>
       </w:r>
     </w:p>
@@ -2554,27 +2554,27 @@
           <w:sz w:val="18"/>
           <w:szCs w:val="18"/>
         </w:rPr>
-        <w:t xml:space="preserve">// src/components/Experience.jsx</w:t>
-      </w:r>
-    </w:p>
-    <w:p>
-      <w:pPr>
-        <w:keepNext/>
-        <w:keepLines/>
-        <w:pBdr>
-          <w:left w:val="single" w:color="7F7F7F" w:sz="12" w:space="6"/>
-        </w:pBdr>
-        <w:shd w:fill="F2F2F2" w:val="clear"/>
-        <w:spacing w:after="0" w:line="240"/>
-        <w:ind w:left="360" w:right="120"/>
-      </w:pPr>
-      <w:r>
-        <w:rPr>
-          <w:rFonts w:ascii="Courier New" w:cs="Courier New" w:eastAsia="Courier New" w:hAnsi="Courier New"/>
-          <w:sz w:val="18"/>
-          <w:szCs w:val="18"/>
-        </w:rPr>
-        <w:t xml:space="preserve">function Experience({ jobs }) {</w:t>
+        <w:t xml:space="preserve">// src/components/Languages.jsx</w:t>
+      </w:r>
+    </w:p>
+    <w:p>
+      <w:pPr>
+        <w:keepNext/>
+        <w:keepLines/>
+        <w:pBdr>
+          <w:left w:val="single" w:color="7F7F7F" w:sz="12" w:space="6"/>
+        </w:pBdr>
+        <w:shd w:fill="F2F2F2" w:val="clear"/>
+        <w:spacing w:after="0" w:line="240"/>
+        <w:ind w:left="360" w:right="120"/>
+      </w:pPr>
+      <w:r>
+        <w:rPr>
+          <w:rFonts w:ascii="Courier New" w:cs="Courier New" w:eastAsia="Courier New" w:hAnsi="Courier New"/>
+          <w:sz w:val="18"/>
+          <w:szCs w:val="18"/>
+        </w:rPr>
+        <w:t xml:space="preserve">function Languages() {</w:t>
       </w:r>
     </w:p>
     <w:p>
@@ -2614,207 +2614,127 @@
           <w:sz w:val="18"/>
           <w:szCs w:val="18"/>
         </w:rPr>
-        <w:t xml:space="preserve">    &lt;section&gt;</w:t>
-      </w:r>
-    </w:p>
-    <w:p>
-      <w:pPr>
-        <w:keepNext/>
-        <w:keepLines/>
-        <w:pBdr>
-          <w:left w:val="single" w:color="7F7F7F" w:sz="12" w:space="6"/>
-        </w:pBdr>
-        <w:shd w:fill="F2F2F2" w:val="clear"/>
-        <w:spacing w:after="0" w:line="240"/>
-        <w:ind w:left="360" w:right="120"/>
-      </w:pPr>
-      <w:r>
-        <w:rPr>
-          <w:rFonts w:ascii="Courier New" w:cs="Courier New" w:eastAsia="Courier New" w:hAnsi="Courier New"/>
-          <w:sz w:val="18"/>
-          <w:szCs w:val="18"/>
-        </w:rPr>
-        <w:t xml:space="preserve">      &lt;h2&gt;Досвід роботи&lt;/h2&gt;</w:t>
-      </w:r>
-    </w:p>
-    <w:p>
-      <w:pPr>
-        <w:keepNext/>
-        <w:keepLines/>
-        <w:pBdr>
-          <w:left w:val="single" w:color="7F7F7F" w:sz="12" w:space="6"/>
-        </w:pBdr>
-        <w:shd w:fill="F2F2F2" w:val="clear"/>
-        <w:spacing w:after="0" w:line="240"/>
-        <w:ind w:left="360" w:right="120"/>
-      </w:pPr>
-      <w:r>
-        <w:rPr>
-          <w:rFonts w:ascii="Courier New" w:cs="Courier New" w:eastAsia="Courier New" w:hAnsi="Courier New"/>
-          <w:sz w:val="18"/>
-          <w:szCs w:val="18"/>
-        </w:rPr>
-        <w:t xml:space="preserve">      {jobs.map((job) =&gt; (</w:t>
-      </w:r>
-    </w:p>
-    <w:p>
-      <w:pPr>
-        <w:keepNext/>
-        <w:keepLines/>
-        <w:pBdr>
-          <w:left w:val="single" w:color="7F7F7F" w:sz="12" w:space="6"/>
-        </w:pBdr>
-        <w:shd w:fill="F2F2F2" w:val="clear"/>
-        <w:spacing w:after="0" w:line="240"/>
-        <w:ind w:left="360" w:right="120"/>
-      </w:pPr>
-      <w:r>
-        <w:rPr>
-          <w:rFonts w:ascii="Courier New" w:cs="Courier New" w:eastAsia="Courier New" w:hAnsi="Courier New"/>
-          <w:sz w:val="18"/>
-          <w:szCs w:val="18"/>
-        </w:rPr>
-        <w:t xml:space="preserve">        &lt;article key={job.id}&gt;</w:t>
-      </w:r>
-    </w:p>
-    <w:p>
-      <w:pPr>
-        <w:keepNext/>
-        <w:keepLines/>
-        <w:pBdr>
-          <w:left w:val="single" w:color="7F7F7F" w:sz="12" w:space="6"/>
-        </w:pBdr>
-        <w:shd w:fill="F2F2F2" w:val="clear"/>
-        <w:spacing w:after="0" w:line="240"/>
-        <w:ind w:left="360" w:right="120"/>
-      </w:pPr>
-      <w:r>
-        <w:rPr>
-          <w:rFonts w:ascii="Courier New" w:cs="Courier New" w:eastAsia="Courier New" w:hAnsi="Courier New"/>
-          <w:sz w:val="18"/>
-          <w:szCs w:val="18"/>
-        </w:rPr>
-        <w:t xml:space="preserve">          &lt;h3&gt;{job.title}&lt;/h3&gt;</w:t>
-      </w:r>
-    </w:p>
-    <w:p>
-      <w:pPr>
-        <w:keepNext/>
-        <w:keepLines/>
-        <w:pBdr>
-          <w:left w:val="single" w:color="7F7F7F" w:sz="12" w:space="6"/>
-        </w:pBdr>
-        <w:shd w:fill="F2F2F2" w:val="clear"/>
-        <w:spacing w:after="0" w:line="240"/>
-        <w:ind w:left="360" w:right="120"/>
-      </w:pPr>
-      <w:r>
-        <w:rPr>
-          <w:rFonts w:ascii="Courier New" w:cs="Courier New" w:eastAsia="Courier New" w:hAnsi="Courier New"/>
-          <w:sz w:val="18"/>
-          <w:szCs w:val="18"/>
-        </w:rPr>
-        <w:t xml:space="preserve">          &lt;p&gt;{job.period} · {job.location}&lt;/p&gt;</w:t>
-      </w:r>
-    </w:p>
-    <w:p>
-      <w:pPr>
-        <w:keepNext/>
-        <w:keepLines/>
-        <w:pBdr>
-          <w:left w:val="single" w:color="7F7F7F" w:sz="12" w:space="6"/>
-        </w:pBdr>
-        <w:shd w:fill="F2F2F2" w:val="clear"/>
-        <w:spacing w:after="0" w:line="240"/>
-        <w:ind w:left="360" w:right="120"/>
-      </w:pPr>
-      <w:r>
-        <w:rPr>
-          <w:rFonts w:ascii="Courier New" w:cs="Courier New" w:eastAsia="Courier New" w:hAnsi="Courier New"/>
-          <w:sz w:val="18"/>
-          <w:szCs w:val="18"/>
-        </w:rPr>
-        <w:t xml:space="preserve">          &lt;ul&gt;</w:t>
-      </w:r>
-    </w:p>
-    <w:p>
-      <w:pPr>
-        <w:keepNext/>
-        <w:keepLines/>
-        <w:pBdr>
-          <w:left w:val="single" w:color="7F7F7F" w:sz="12" w:space="6"/>
-        </w:pBdr>
-        <w:shd w:fill="F2F2F2" w:val="clear"/>
-        <w:spacing w:after="0" w:line="240"/>
-        <w:ind w:left="360" w:right="120"/>
-      </w:pPr>
-      <w:r>
-        <w:rPr>
-          <w:rFonts w:ascii="Courier New" w:cs="Courier New" w:eastAsia="Courier New" w:hAnsi="Courier New"/>
-          <w:sz w:val="18"/>
-          <w:szCs w:val="18"/>
-        </w:rPr>
-        <w:t xml:space="preserve">            {job.points.map((point, i) =&gt; &lt;li key={i}&gt;{point}&lt;/li&gt;)}</w:t>
-      </w:r>
-    </w:p>
-    <w:p>
-      <w:pPr>
-        <w:keepNext/>
-        <w:keepLines/>
-        <w:pBdr>
-          <w:left w:val="single" w:color="7F7F7F" w:sz="12" w:space="6"/>
-        </w:pBdr>
-        <w:shd w:fill="F2F2F2" w:val="clear"/>
-        <w:spacing w:after="0" w:line="240"/>
-        <w:ind w:left="360" w:right="120"/>
-      </w:pPr>
-      <w:r>
-        <w:rPr>
-          <w:rFonts w:ascii="Courier New" w:cs="Courier New" w:eastAsia="Courier New" w:hAnsi="Courier New"/>
-          <w:sz w:val="18"/>
-          <w:szCs w:val="18"/>
-        </w:rPr>
-        <w:t xml:space="preserve">          &lt;/ul&gt;</w:t>
-      </w:r>
-    </w:p>
-    <w:p>
-      <w:pPr>
-        <w:keepNext/>
-        <w:keepLines/>
-        <w:pBdr>
-          <w:left w:val="single" w:color="7F7F7F" w:sz="12" w:space="6"/>
-        </w:pBdr>
-        <w:shd w:fill="F2F2F2" w:val="clear"/>
-        <w:spacing w:after="0" w:line="240"/>
-        <w:ind w:left="360" w:right="120"/>
-      </w:pPr>
-      <w:r>
-        <w:rPr>
-          <w:rFonts w:ascii="Courier New" w:cs="Courier New" w:eastAsia="Courier New" w:hAnsi="Courier New"/>
-          <w:sz w:val="18"/>
-          <w:szCs w:val="18"/>
-        </w:rPr>
-        <w:t xml:space="preserve">        &lt;/article&gt;</w:t>
-      </w:r>
-    </w:p>
-    <w:p>
-      <w:pPr>
-        <w:keepNext/>
-        <w:keepLines/>
-        <w:pBdr>
-          <w:left w:val="single" w:color="7F7F7F" w:sz="12" w:space="6"/>
-        </w:pBdr>
-        <w:shd w:fill="F2F2F2" w:val="clear"/>
-        <w:spacing w:after="0" w:line="240"/>
-        <w:ind w:left="360" w:right="120"/>
-      </w:pPr>
-      <w:r>
-        <w:rPr>
-          <w:rFonts w:ascii="Courier New" w:cs="Courier New" w:eastAsia="Courier New" w:hAnsi="Courier New"/>
-          <w:sz w:val="18"/>
-          <w:szCs w:val="18"/>
-        </w:rPr>
-        <w:t xml:space="preserve">      ))}</w:t>
+        <w:t xml:space="preserve">    &lt;section id="languages"&gt;</w:t>
+      </w:r>
+    </w:p>
+    <w:p>
+      <w:pPr>
+        <w:keepNext/>
+        <w:keepLines/>
+        <w:pBdr>
+          <w:left w:val="single" w:color="7F7F7F" w:sz="12" w:space="6"/>
+        </w:pBdr>
+        <w:shd w:fill="F2F2F2" w:val="clear"/>
+        <w:spacing w:after="0" w:line="240"/>
+        <w:ind w:left="360" w:right="120"/>
+      </w:pPr>
+      <w:r>
+        <w:rPr>
+          <w:rFonts w:ascii="Courier New" w:cs="Courier New" w:eastAsia="Courier New" w:hAnsi="Courier New"/>
+          <w:sz w:val="18"/>
+          <w:szCs w:val="18"/>
+        </w:rPr>
+        <w:t xml:space="preserve">      &lt;h2&gt;Мови&lt;/h2&gt;</w:t>
+      </w:r>
+    </w:p>
+    <w:p>
+      <w:pPr>
+        <w:keepNext/>
+        <w:keepLines/>
+        <w:pBdr>
+          <w:left w:val="single" w:color="7F7F7F" w:sz="12" w:space="6"/>
+        </w:pBdr>
+        <w:shd w:fill="F2F2F2" w:val="clear"/>
+        <w:spacing w:after="0" w:line="240"/>
+        <w:ind w:left="360" w:right="120"/>
+      </w:pPr>
+      <w:r>
+        <w:rPr>
+          <w:rFonts w:ascii="Courier New" w:cs="Courier New" w:eastAsia="Courier New" w:hAnsi="Courier New"/>
+          <w:sz w:val="18"/>
+          <w:szCs w:val="18"/>
+        </w:rPr>
+        <w:t xml:space="preserve">      &lt;ul&gt;</w:t>
+      </w:r>
+    </w:p>
+    <w:p>
+      <w:pPr>
+        <w:keepNext/>
+        <w:keepLines/>
+        <w:pBdr>
+          <w:left w:val="single" w:color="7F7F7F" w:sz="12" w:space="6"/>
+        </w:pBdr>
+        <w:shd w:fill="F2F2F2" w:val="clear"/>
+        <w:spacing w:after="0" w:line="240"/>
+        <w:ind w:left="360" w:right="120"/>
+      </w:pPr>
+      <w:r>
+        <w:rPr>
+          <w:rFonts w:ascii="Courier New" w:cs="Courier New" w:eastAsia="Courier New" w:hAnsi="Courier New"/>
+          <w:sz w:val="18"/>
+          <w:szCs w:val="18"/>
+        </w:rPr>
+        <w:t xml:space="preserve">        &lt;li&gt;Українська — рідна&lt;/li&gt;</w:t>
+      </w:r>
+    </w:p>
+    <w:p>
+      <w:pPr>
+        <w:keepNext/>
+        <w:keepLines/>
+        <w:pBdr>
+          <w:left w:val="single" w:color="7F7F7F" w:sz="12" w:space="6"/>
+        </w:pBdr>
+        <w:shd w:fill="F2F2F2" w:val="clear"/>
+        <w:spacing w:after="0" w:line="240"/>
+        <w:ind w:left="360" w:right="120"/>
+      </w:pPr>
+      <w:r>
+        <w:rPr>
+          <w:rFonts w:ascii="Courier New" w:cs="Courier New" w:eastAsia="Courier New" w:hAnsi="Courier New"/>
+          <w:sz w:val="18"/>
+          <w:szCs w:val="18"/>
+        </w:rPr>
+        <w:t xml:space="preserve">        &lt;li&gt;Англійська — B2–C1&lt;/li&gt;</w:t>
+      </w:r>
+    </w:p>
+    <w:p>
+      <w:pPr>
+        <w:keepNext/>
+        <w:keepLines/>
+        <w:pBdr>
+          <w:left w:val="single" w:color="7F7F7F" w:sz="12" w:space="6"/>
+        </w:pBdr>
+        <w:shd w:fill="F2F2F2" w:val="clear"/>
+        <w:spacing w:after="0" w:line="240"/>
+        <w:ind w:left="360" w:right="120"/>
+      </w:pPr>
+      <w:r>
+        <w:rPr>
+          <w:rFonts w:ascii="Courier New" w:cs="Courier New" w:eastAsia="Courier New" w:hAnsi="Courier New"/>
+          <w:sz w:val="18"/>
+          <w:szCs w:val="18"/>
+        </w:rPr>
+        <w:t xml:space="preserve">        &lt;li&gt;Німецька — A1&lt;/li&gt;</w:t>
+      </w:r>
+    </w:p>
+    <w:p>
+      <w:pPr>
+        <w:keepNext/>
+        <w:keepLines/>
+        <w:pBdr>
+          <w:left w:val="single" w:color="7F7F7F" w:sz="12" w:space="6"/>
+        </w:pBdr>
+        <w:shd w:fill="F2F2F2" w:val="clear"/>
+        <w:spacing w:after="0" w:line="240"/>
+        <w:ind w:left="360" w:right="120"/>
+      </w:pPr>
+      <w:r>
+        <w:rPr>
+          <w:rFonts w:ascii="Courier New" w:cs="Courier New" w:eastAsia="Courier New" w:hAnsi="Courier New"/>
+          <w:sz w:val="18"/>
+          <w:szCs w:val="18"/>
+        </w:rPr>
+        <w:t xml:space="preserve">      &lt;/ul&gt;</w:t>
       </w:r>
     </w:p>
     <w:p>
@@ -2859,6 +2779,46 @@
     </w:p>
     <w:p>
       <w:pPr>
+        <w:keepNext/>
+        <w:keepLines/>
+        <w:pBdr>
+          <w:left w:val="single" w:color="7F7F7F" w:sz="12" w:space="6"/>
+        </w:pBdr>
+        <w:shd w:fill="F2F2F2" w:val="clear"/>
+        <w:spacing w:after="0" w:line="240"/>
+        <w:ind w:left="360" w:right="120"/>
+      </w:pPr>
+      <w:r>
+        <w:rPr>
+          <w:rFonts w:ascii="Courier New" w:cs="Courier New" w:eastAsia="Courier New" w:hAnsi="Courier New"/>
+          <w:sz w:val="18"/>
+          <w:szCs w:val="18"/>
+        </w:rPr>
+        <w:t xml:space="preserve">}</w:t>
+      </w:r>
+    </w:p>
+    <w:p>
+      <w:pPr>
+        <w:keepNext/>
+        <w:keepLines/>
+        <w:pBdr>
+          <w:left w:val="single" w:color="7F7F7F" w:sz="12" w:space="6"/>
+        </w:pBdr>
+        <w:shd w:fill="F2F2F2" w:val="clear"/>
+        <w:spacing w:after="0" w:line="240"/>
+        <w:ind w:left="360" w:right="120"/>
+      </w:pPr>
+      <w:r>
+        <w:rPr>
+          <w:rFonts w:ascii="Courier New" w:cs="Courier New" w:eastAsia="Courier New" w:hAnsi="Courier New"/>
+          <w:sz w:val="18"/>
+          <w:szCs w:val="18"/>
+        </w:rPr>
+        <w:t xml:space="preserve"> </w:t>
+      </w:r>
+    </w:p>
+    <w:p>
+      <w:pPr>
         <w:keepNext w:val="false"/>
         <w:keepLines/>
         <w:pBdr>
@@ -2874,7 +2834,7 @@
           <w:sz w:val="18"/>
           <w:szCs w:val="18"/>
         </w:rPr>
-        <w:t xml:space="preserve">}</w:t>
+        <w:t xml:space="preserve">export default Languages;</w:t>
       </w:r>
     </w:p>
     <w:p>
@@ -3018,26 +2978,6 @@
           <w:sz w:val="18"/>
           <w:szCs w:val="18"/>
         </w:rPr>
-        <w:t xml:space="preserve">import { cv } from './data/cv';</w:t>
-      </w:r>
-    </w:p>
-    <w:p>
-      <w:pPr>
-        <w:keepNext/>
-        <w:keepLines/>
-        <w:pBdr>
-          <w:left w:val="single" w:color="7F7F7F" w:sz="12" w:space="6"/>
-        </w:pBdr>
-        <w:shd w:fill="F2F2F2" w:val="clear"/>
-        <w:spacing w:after="0" w:line="240"/>
-        <w:ind w:left="360" w:right="120"/>
-      </w:pPr>
-      <w:r>
-        <w:rPr>
-          <w:rFonts w:ascii="Courier New" w:cs="Courier New" w:eastAsia="Courier New" w:hAnsi="Courier New"/>
-          <w:sz w:val="18"/>
-          <w:szCs w:val="18"/>
-        </w:rPr>
         <w:t xml:space="preserve"> </w:t>
       </w:r>
     </w:p>
@@ -3118,7 +3058,7 @@
           <w:sz w:val="18"/>
           <w:szCs w:val="18"/>
         </w:rPr>
-        <w:t xml:space="preserve">      &lt;Header name={cv.name} role={cv.role} contacts={cv.contacts} /&gt;</w:t>
+        <w:t xml:space="preserve">      &lt;Header /&gt;</w:t>
       </w:r>
     </w:p>
     <w:p>
@@ -3158,107 +3098,107 @@
           <w:sz w:val="18"/>
           <w:szCs w:val="18"/>
         </w:rPr>
-        <w:t xml:space="preserve">        &lt;Profile paragraphs={cv.profile} /&gt;</w:t>
-      </w:r>
-    </w:p>
-    <w:p>
-      <w:pPr>
-        <w:keepNext/>
-        <w:keepLines/>
-        <w:pBdr>
-          <w:left w:val="single" w:color="7F7F7F" w:sz="12" w:space="6"/>
-        </w:pBdr>
-        <w:shd w:fill="F2F2F2" w:val="clear"/>
-        <w:spacing w:after="0" w:line="240"/>
-        <w:ind w:left="360" w:right="120"/>
-      </w:pPr>
-      <w:r>
-        <w:rPr>
-          <w:rFonts w:ascii="Courier New" w:cs="Courier New" w:eastAsia="Courier New" w:hAnsi="Courier New"/>
-          <w:sz w:val="18"/>
-          <w:szCs w:val="18"/>
-        </w:rPr>
-        <w:t xml:space="preserve">        &lt;Experience jobs={cv.experience} /&gt;</w:t>
-      </w:r>
-    </w:p>
-    <w:p>
-      <w:pPr>
-        <w:keepNext/>
-        <w:keepLines/>
-        <w:pBdr>
-          <w:left w:val="single" w:color="7F7F7F" w:sz="12" w:space="6"/>
-        </w:pBdr>
-        <w:shd w:fill="F2F2F2" w:val="clear"/>
-        <w:spacing w:after="0" w:line="240"/>
-        <w:ind w:left="360" w:right="120"/>
-      </w:pPr>
-      <w:r>
-        <w:rPr>
-          <w:rFonts w:ascii="Courier New" w:cs="Courier New" w:eastAsia="Courier New" w:hAnsi="Courier New"/>
-          <w:sz w:val="18"/>
-          <w:szCs w:val="18"/>
-        </w:rPr>
-        <w:t xml:space="preserve">        &lt;Education items={cv.education} /&gt;</w:t>
-      </w:r>
-    </w:p>
-    <w:p>
-      <w:pPr>
-        <w:keepNext/>
-        <w:keepLines/>
-        <w:pBdr>
-          <w:left w:val="single" w:color="7F7F7F" w:sz="12" w:space="6"/>
-        </w:pBdr>
-        <w:shd w:fill="F2F2F2" w:val="clear"/>
-        <w:spacing w:after="0" w:line="240"/>
-        <w:ind w:left="360" w:right="120"/>
-      </w:pPr>
-      <w:r>
-        <w:rPr>
-          <w:rFonts w:ascii="Courier New" w:cs="Courier New" w:eastAsia="Courier New" w:hAnsi="Courier New"/>
-          <w:sz w:val="18"/>
-          <w:szCs w:val="18"/>
-        </w:rPr>
-        <w:t xml:space="preserve">        &lt;Skills groups={cv.skills} /&gt;</w:t>
-      </w:r>
-    </w:p>
-    <w:p>
-      <w:pPr>
-        <w:keepNext/>
-        <w:keepLines/>
-        <w:pBdr>
-          <w:left w:val="single" w:color="7F7F7F" w:sz="12" w:space="6"/>
-        </w:pBdr>
-        <w:shd w:fill="F2F2F2" w:val="clear"/>
-        <w:spacing w:after="0" w:line="240"/>
-        <w:ind w:left="360" w:right="120"/>
-      </w:pPr>
-      <w:r>
-        <w:rPr>
-          <w:rFonts w:ascii="Courier New" w:cs="Courier New" w:eastAsia="Courier New" w:hAnsi="Courier New"/>
-          <w:sz w:val="18"/>
-          <w:szCs w:val="18"/>
-        </w:rPr>
-        <w:t xml:space="preserve">        &lt;Languages items={cv.languages} /&gt;</w:t>
-      </w:r>
-    </w:p>
-    <w:p>
-      <w:pPr>
-        <w:keepNext/>
-        <w:keepLines/>
-        <w:pBdr>
-          <w:left w:val="single" w:color="7F7F7F" w:sz="12" w:space="6"/>
-        </w:pBdr>
-        <w:shd w:fill="F2F2F2" w:val="clear"/>
-        <w:spacing w:after="0" w:line="240"/>
-        <w:ind w:left="360" w:right="120"/>
-      </w:pPr>
-      <w:r>
-        <w:rPr>
-          <w:rFonts w:ascii="Courier New" w:cs="Courier New" w:eastAsia="Courier New" w:hAnsi="Courier New"/>
-          <w:sz w:val="18"/>
-          <w:szCs w:val="18"/>
-        </w:rPr>
-        <w:t xml:space="preserve">        &lt;Projects items={cv.projects} /&gt;</w:t>
+        <w:t xml:space="preserve">        &lt;Profile /&gt;</w:t>
+      </w:r>
+    </w:p>
+    <w:p>
+      <w:pPr>
+        <w:keepNext/>
+        <w:keepLines/>
+        <w:pBdr>
+          <w:left w:val="single" w:color="7F7F7F" w:sz="12" w:space="6"/>
+        </w:pBdr>
+        <w:shd w:fill="F2F2F2" w:val="clear"/>
+        <w:spacing w:after="0" w:line="240"/>
+        <w:ind w:left="360" w:right="120"/>
+      </w:pPr>
+      <w:r>
+        <w:rPr>
+          <w:rFonts w:ascii="Courier New" w:cs="Courier New" w:eastAsia="Courier New" w:hAnsi="Courier New"/>
+          <w:sz w:val="18"/>
+          <w:szCs w:val="18"/>
+        </w:rPr>
+        <w:t xml:space="preserve">        &lt;Experience /&gt;</w:t>
+      </w:r>
+    </w:p>
+    <w:p>
+      <w:pPr>
+        <w:keepNext/>
+        <w:keepLines/>
+        <w:pBdr>
+          <w:left w:val="single" w:color="7F7F7F" w:sz="12" w:space="6"/>
+        </w:pBdr>
+        <w:shd w:fill="F2F2F2" w:val="clear"/>
+        <w:spacing w:after="0" w:line="240"/>
+        <w:ind w:left="360" w:right="120"/>
+      </w:pPr>
+      <w:r>
+        <w:rPr>
+          <w:rFonts w:ascii="Courier New" w:cs="Courier New" w:eastAsia="Courier New" w:hAnsi="Courier New"/>
+          <w:sz w:val="18"/>
+          <w:szCs w:val="18"/>
+        </w:rPr>
+        <w:t xml:space="preserve">        &lt;Education /&gt;</w:t>
+      </w:r>
+    </w:p>
+    <w:p>
+      <w:pPr>
+        <w:keepNext/>
+        <w:keepLines/>
+        <w:pBdr>
+          <w:left w:val="single" w:color="7F7F7F" w:sz="12" w:space="6"/>
+        </w:pBdr>
+        <w:shd w:fill="F2F2F2" w:val="clear"/>
+        <w:spacing w:after="0" w:line="240"/>
+        <w:ind w:left="360" w:right="120"/>
+      </w:pPr>
+      <w:r>
+        <w:rPr>
+          <w:rFonts w:ascii="Courier New" w:cs="Courier New" w:eastAsia="Courier New" w:hAnsi="Courier New"/>
+          <w:sz w:val="18"/>
+          <w:szCs w:val="18"/>
+        </w:rPr>
+        <w:t xml:space="preserve">        &lt;Skills /&gt;</w:t>
+      </w:r>
+    </w:p>
+    <w:p>
+      <w:pPr>
+        <w:keepNext/>
+        <w:keepLines/>
+        <w:pBdr>
+          <w:left w:val="single" w:color="7F7F7F" w:sz="12" w:space="6"/>
+        </w:pBdr>
+        <w:shd w:fill="F2F2F2" w:val="clear"/>
+        <w:spacing w:after="0" w:line="240"/>
+        <w:ind w:left="360" w:right="120"/>
+      </w:pPr>
+      <w:r>
+        <w:rPr>
+          <w:rFonts w:ascii="Courier New" w:cs="Courier New" w:eastAsia="Courier New" w:hAnsi="Courier New"/>
+          <w:sz w:val="18"/>
+          <w:szCs w:val="18"/>
+        </w:rPr>
+        <w:t xml:space="preserve">        &lt;Languages /&gt;</w:t>
+      </w:r>
+    </w:p>
+    <w:p>
+      <w:pPr>
+        <w:keepNext/>
+        <w:keepLines/>
+        <w:pBdr>
+          <w:left w:val="single" w:color="7F7F7F" w:sz="12" w:space="6"/>
+        </w:pBdr>
+        <w:shd w:fill="F2F2F2" w:val="clear"/>
+        <w:spacing w:after="0" w:line="240"/>
+        <w:ind w:left="360" w:right="120"/>
+      </w:pPr>
+      <w:r>
+        <w:rPr>
+          <w:rFonts w:ascii="Courier New" w:cs="Courier New" w:eastAsia="Courier New" w:hAnsi="Courier New"/>
+          <w:sz w:val="18"/>
+          <w:szCs w:val="18"/>
+        </w:rPr>
+        <w:t xml:space="preserve">        &lt;Projects /&gt;</w:t>
       </w:r>
     </w:p>
     <w:p>
@@ -3298,7 +3238,7 @@
           <w:sz w:val="18"/>
           <w:szCs w:val="18"/>
         </w:rPr>
-        <w:t xml:space="preserve">      &lt;Footer contacts={cv.contacts} /&gt;</w:t>
+        <w:t xml:space="preserve">      &lt;Footer /&gt;</w:t>
       </w:r>
     </w:p>
     <w:p>
@@ -3576,6 +3516,20 @@
     </w:p>
     <w:p>
       <w:pPr>
+        <w:spacing w:after="120" w:line="300"/>
+        <w:jc w:val="both"/>
+      </w:pPr>
+      <w:r>
+        <w:rPr>
+          <w:rFonts w:ascii="Times New Roman" w:cs="Times New Roman" w:eastAsia="Times New Roman" w:hAnsi="Times New Roman"/>
+          <w:sz w:val="28"/>
+          <w:szCs w:val="28"/>
+        </w:rPr>
+        <w:t xml:space="preserve">Під час перевірки відрендерений React-вивід порівняно з index.html із Частини 1: текст і теги з атрибутами збігаються, команда npm run build виконується без помилок.</w:t>
+      </w:r>
+    </w:p>
+    <w:p>
+      <w:pPr>
         <w:spacing w:after="100" w:line="300"/>
         <w:ind w:left="360" w:hanging="360"/>
         <w:jc w:val="both"/>
@@ -3594,47 +3548,47 @@
           <w:sz w:val="28"/>
           <w:szCs w:val="28"/>
         </w:rPr>
-        <w:t xml:space="preserve">Роботу опубліковано в публічному репозиторії на GitHub:</w:t>
-      </w:r>
-    </w:p>
-    <w:p>
-      <w:pPr>
-        <w:keepNext/>
-        <w:keepLines/>
-        <w:pBdr>
-          <w:left w:val="single" w:color="7F7F7F" w:sz="12" w:space="6"/>
-        </w:pBdr>
-        <w:shd w:fill="F2F2F2" w:val="clear"/>
-        <w:spacing w:after="0" w:line="240"/>
-        <w:ind w:left="360" w:right="120"/>
-      </w:pPr>
-      <w:r>
-        <w:rPr>
-          <w:rFonts w:ascii="Courier New" w:cs="Courier New" w:eastAsia="Courier New" w:hAnsi="Courier New"/>
-          <w:sz w:val="18"/>
-          <w:szCs w:val="18"/>
-        </w:rPr>
-        <w:t xml:space="preserve">git remote add origin &lt;url-репозиторію&gt;</w:t>
-      </w:r>
-    </w:p>
-    <w:p>
-      <w:pPr>
-        <w:keepNext/>
-        <w:keepLines/>
-        <w:pBdr>
-          <w:left w:val="single" w:color="7F7F7F" w:sz="12" w:space="6"/>
-        </w:pBdr>
-        <w:shd w:fill="F2F2F2" w:val="clear"/>
-        <w:spacing w:after="0" w:line="240"/>
-        <w:ind w:left="360" w:right="120"/>
-      </w:pPr>
-      <w:r>
-        <w:rPr>
-          <w:rFonts w:ascii="Courier New" w:cs="Courier New" w:eastAsia="Courier New" w:hAnsi="Courier New"/>
-          <w:sz w:val="18"/>
-          <w:szCs w:val="18"/>
-        </w:rPr>
-        <w:t xml:space="preserve">git branch -M main</w:t>
+        <w:t xml:space="preserve">Роботу опубліковано в публічному репозиторії на GitHub. Lab02 розміщено в спільному репозиторії з лабораторними роботами як звичайні файли (без вкладеного репозиторію), у власній теці:</w:t>
+      </w:r>
+    </w:p>
+    <w:p>
+      <w:pPr>
+        <w:keepNext/>
+        <w:keepLines/>
+        <w:pBdr>
+          <w:left w:val="single" w:color="7F7F7F" w:sz="12" w:space="6"/>
+        </w:pBdr>
+        <w:shd w:fill="F2F2F2" w:val="clear"/>
+        <w:spacing w:after="0" w:line="240"/>
+        <w:ind w:left="360" w:right="120"/>
+      </w:pPr>
+      <w:r>
+        <w:rPr>
+          <w:rFonts w:ascii="Courier New" w:cs="Courier New" w:eastAsia="Courier New" w:hAnsi="Courier New"/>
+          <w:sz w:val="18"/>
+          <w:szCs w:val="18"/>
+        </w:rPr>
+        <w:t xml:space="preserve">git add .</w:t>
+      </w:r>
+    </w:p>
+    <w:p>
+      <w:pPr>
+        <w:keepNext/>
+        <w:keepLines/>
+        <w:pBdr>
+          <w:left w:val="single" w:color="7F7F7F" w:sz="12" w:space="6"/>
+        </w:pBdr>
+        <w:shd w:fill="F2F2F2" w:val="clear"/>
+        <w:spacing w:after="0" w:line="240"/>
+        <w:ind w:left="360" w:right="120"/>
+      </w:pPr>
+      <w:r>
+        <w:rPr>
+          <w:rFonts w:ascii="Courier New" w:cs="Courier New" w:eastAsia="Courier New" w:hAnsi="Courier New"/>
+          <w:sz w:val="18"/>
+          <w:szCs w:val="18"/>
+        </w:rPr>
+        <w:t xml:space="preserve">git commit -m "ТВ ЛР-2: ..."</w:t>
       </w:r>
     </w:p>
     <w:p>
@@ -3654,7 +3608,7 @@
           <w:sz w:val="18"/>
           <w:szCs w:val="18"/>
         </w:rPr>
-        <w:t xml:space="preserve">git push -u origin main</w:t>
+        <w:t xml:space="preserve">git push</w:t>
       </w:r>
     </w:p>
     <w:p>
@@ -3678,20 +3632,32 @@
       <w:r>
         <w:rPr>
           <w:rFonts w:ascii="Times New Roman" w:cs="Times New Roman" w:eastAsia="Times New Roman" w:hAnsi="Times New Roman"/>
+          <w:sz w:val="28"/>
+          <w:szCs w:val="28"/>
+        </w:rPr>
+        <w:t xml:space="preserve">https://github.com/DanyloHalaiKB/CyberSec_2nd_year/tree/main/02-Технології%20вебпрограмування/Лабораторні/Lab02_Галай_КБ205</w:t>
+      </w:r>
+    </w:p>
+    <w:p>
+      <w:pPr>
+        <w:spacing w:after="240"/>
+        <w:jc w:val="center"/>
+      </w:pPr>
+      <w:r>
+        <w:rPr>
+          <w:rFonts w:ascii="Times New Roman" w:cs="Times New Roman" w:eastAsia="Times New Roman" w:hAnsi="Times New Roman"/>
           <w:b/>
           <w:bCs/>
           <w:sz w:val="28"/>
           <w:szCs w:val="28"/>
-          <w:highlight w:val="yellow"/>
-          <w:highlightCs w:val="yellow"/>
-        </w:rPr>
-        <w:t xml:space="preserve">[ВСТАВТЕ ПОСИЛАННЯ НА GITHUB]</w:t>
-      </w:r>
-    </w:p>
-    <w:p>
-      <w:pPr>
-        <w:spacing w:after="240"/>
-        <w:jc w:val="center"/>
+          <w:shd w:fill="FFFF00" w:color="auto" w:val="clear"/>
+        </w:rPr>
+        <w:t xml:space="preserve">[ВСТАВТЕ СКРІНШОТ СТОРІНКИ РЕПОЗИТОРІЮ GITHUB]</w:t>
+      </w:r>
+    </w:p>
+    <w:p>
+      <w:pPr>
+        <w:spacing w:after="120" w:before="240"/>
       </w:pPr>
       <w:r>
         <w:rPr>
@@ -3700,23 +3666,6 @@
           <w:bCs/>
           <w:sz w:val="28"/>
           <w:szCs w:val="28"/>
-          <w:highlight w:val="yellow"/>
-          <w:highlightCs w:val="yellow"/>
-        </w:rPr>
-        <w:t xml:space="preserve">[ВСТАВТЕ СКРІНШОТ СТОРІНКИ РЕПОЗИТОРІЮ GITHUB]</w:t>
-      </w:r>
-    </w:p>
-    <w:p>
-      <w:pPr>
-        <w:spacing w:after="120" w:before="240"/>
-      </w:pPr>
-      <w:r>
-        <w:rPr>
-          <w:rFonts w:ascii="Times New Roman" w:cs="Times New Roman" w:eastAsia="Times New Roman" w:hAnsi="Times New Roman"/>
-          <w:b/>
-          <w:bCs/>
-          <w:sz w:val="28"/>
-          <w:szCs w:val="28"/>
         </w:rPr>
         <w:t xml:space="preserve">Висновок</w:t>
       </w:r>
@@ -3732,7 +3681,7 @@
           <w:sz w:val="28"/>
           <w:szCs w:val="28"/>
         </w:rPr>
-        <w:t xml:space="preserve">У ході лабораторної роботи було створено резюме у вигляді вебсторінки двома способами. У першій частині використано чистий HTML із семантичною розміткою (header, nav, main, section, article, footer), ієрархією заголовків, списками та посиланнями без CSS і JavaScript, а зміни зафіксовано в системі контролю версій Git (git init, git add, git commit). У другій частині те саме резюме відтворено на React за допомогою Vite: інтерфейс розбито на вісім повторно використовуваних компонентів, дані винесено в окремий файл і передаються через props, а повторювані блоки формуються методом map(). Структуру компонентної моделі підтверджено в React Developer Tools, а готовий проєкт опубліковано в репозиторії на GitHub. Компонентний підхід порівняно зі статичним HTML усуває дублювання розмітки та спрощує підтримку й розширення сторінки.</w:t>
+        <w:t xml:space="preserve">У ході лабораторної роботи було створено резюме у вигляді вебсторінки двома способами. У першій частині використано чистий HTML із семантичною розміткою (header, nav, main, section, article, footer), ієрархією заголовків, списками та посиланнями без CSS і JavaScript, а зміни зафіксовано в системі контролю версій Git (git init, git add, git commit). У другій частині те саме резюме відтворено на React за допомогою Vite: розмітку розбито на вісім компонентів (Header, Profile, Experience, Education, Skills, Languages, Projects, Footer), які без змін відтворюють HTML-розмітку першої частини; стилі та JavaScript-логіку не застосовували. Структуру компонентної моделі підтверджено в React Developer Tools, а готовий проєкт опубліковано в репозиторії на GitHub. Компонентний підхід порівняно зі статичним HTML усуває дублювання розмітки та спрощує підтримку й розширення сторінки.</w:t>
       </w:r>
     </w:p>
     <w:sectPr>
